--- a/pr-preview/pr-316/linear-algebra-complex.docx
+++ b/pr-preview/pr-316/linear-algebra-complex.docx
@@ -15,7 +15,7 @@
         <w:pStyle w:val="Date"/>
       </w:pPr>
       <w:r>
-        <w:t xml:space="preserve">Last modified: 2026-10-15 13:56:10 (PDT)</w:t>
+        <w:t xml:space="preserve">Last modified: 2026-10-15 20:42:14 (PDT)</w:t>
       </w:r>
     </w:p>
     <w:bookmarkStart w:id="38" w:name="sec-complex-vectors-matrices"/>
@@ -5463,6 +5463,9 @@
         <w:t xml:space="preserve"> </w:t>
       </w:r>
       <m:oMath>
+        <m:r>
+          <m:t>​</m:t>
+        </m:r>
         <m:d>
           <m:dPr>
             <m:begChr m:val="⟨"/>
@@ -5499,6 +5502,9 @@
             </m:acc>
           </m:e>
         </m:d>
+        <m:r>
+          <m:t>​</m:t>
+        </m:r>
         <m:limUpp>
           <m:e>
             <m:r>
@@ -5565,6 +5571,9 @@
           <m:jc m:val="center"/>
         </m:oMathParaPr>
         <m:oMath>
+          <m:r>
+            <m:t>​</m:t>
+          </m:r>
           <m:d>
             <m:dPr>
               <m:begChr m:val="⟨"/>
@@ -5608,10 +5617,16 @@
             </m:e>
           </m:d>
           <m:r>
+            <m:t>​</m:t>
+          </m:r>
+          <m:r>
             <m:rPr>
               <m:sty m:val="p"/>
             </m:rPr>
             <m:t>=</m:t>
+          </m:r>
+          <m:r>
+            <m:t>​</m:t>
           </m:r>
           <m:d>
             <m:dPr>
@@ -5668,6 +5683,9 @@
               </m:acc>
             </m:e>
           </m:d>
+          <m:r>
+            <m:t>​</m:t>
+          </m:r>
           <m:r>
             <m:t> </m:t>
           </m:r>
@@ -5799,6 +5817,9 @@
         <m:oMath>
           <m:eqArr>
             <m:e>
+              <m:r>
+                <m:t>​</m:t>
+              </m:r>
               <m:d>
                 <m:dPr>
                   <m:begChr m:val="⟨"/>
@@ -5841,6 +5862,9 @@
                   </m:acc>
                 </m:e>
               </m:d>
+              <m:r>
+                <m:t>​</m:t>
+              </m:r>
               <m:r>
                 <m:t>&amp;</m:t>
               </m:r>
@@ -6114,6 +6138,9 @@
                   <m:sty m:val="p"/>
                 </m:rPr>
                 <m:t>=</m:t>
+              </m:r>
+              <m:r>
+                <m:t>​</m:t>
               </m:r>
               <m:d>
                 <m:dPr>
@@ -6171,6 +6198,9 @@
                 </m:e>
               </m:d>
               <m:r>
+                <m:t>​</m:t>
+              </m:r>
+              <m:r>
                 <m:t>&amp;</m:t>
               </m:r>
               <m:r>
@@ -6345,6 +6375,9 @@
         <w:t xml:space="preserve"> </w:t>
       </w:r>
       <m:oMath>
+        <m:r>
+          <m:t>​</m:t>
+        </m:r>
         <m:d>
           <m:dPr>
             <m:begChr m:val="⟨"/>
@@ -6385,10 +6418,16 @@
           </m:e>
         </m:d>
         <m:r>
+          <m:t>​</m:t>
+        </m:r>
+        <m:r>
           <m:rPr>
             <m:sty m:val="p"/>
           </m:rPr>
           <m:t>=</m:t>
+        </m:r>
+        <m:r>
+          <m:t>​</m:t>
         </m:r>
         <m:d>
           <m:dPr>
@@ -6441,6 +6480,9 @@
             </m:acc>
           </m:e>
         </m:d>
+        <m:r>
+          <m:t>​</m:t>
+        </m:r>
       </m:oMath>
       <w:r>
         <w:t xml:space="preserve"> </w:t>
@@ -9803,6 +9845,9 @@
         <w:t xml:space="preserve"> </w:t>
       </w:r>
       <m:oMath>
+        <m:r>
+          <m:t>​</m:t>
+        </m:r>
         <m:d>
           <m:dPr>
             <m:begChr m:val="⟨"/>
@@ -9846,10 +9891,16 @@
           </m:e>
         </m:d>
         <m:r>
+          <m:t>​</m:t>
+        </m:r>
+        <m:r>
           <m:rPr>
             <m:sty m:val="p"/>
           </m:rPr>
           <m:t>=</m:t>
+        </m:r>
+        <m:r>
+          <m:t>​</m:t>
         </m:r>
         <m:d>
           <m:dPr>
@@ -9893,6 +9944,9 @@
             </m:acc>
           </m:e>
         </m:d>
+        <m:r>
+          <m:t>​</m:t>
+        </m:r>
       </m:oMath>
       <w:r>
         <w:t xml:space="preserve"> </w:t>
